--- a/отчеты/ПИпСРИС лаба 4 Рязанцев ИСТ-33.docx
+++ b/отчеты/ПИпСРИС лаба 4 Рязанцев ИСТ-33.docx
@@ -233,7 +233,16 @@
           <w:sz w:val="30"/>
           <w:szCs w:val="30"/>
         </w:rPr>
-        <w:t>№3</w:t>
+        <w:t>№</w:t>
+      </w:r>
+      <w:r>
+        <w:rPr>
+          <w:b/>
+          <w:spacing w:val="40"/>
+          <w:sz w:val="30"/>
+          <w:szCs w:val="30"/>
+        </w:rPr>
+        <w:t>4</w:t>
       </w:r>
     </w:p>
     <w:p>
@@ -2287,6 +2296,9 @@
     <w:p>
       <w:pPr>
         <w:pStyle w:val="af"/>
+        <w:rPr>
+          <w:lang w:val="en-US"/>
+        </w:rPr>
       </w:pPr>
     </w:p>
     <w:p>
@@ -2482,16 +2494,7 @@
         </w:numPr>
       </w:pPr>
       <w:r>
-        <w:t>И</w:t>
-      </w:r>
-      <w:r>
-        <w:t>зучен</w:t>
-      </w:r>
-      <w:r>
-        <w:t xml:space="preserve">а </w:t>
-      </w:r>
-      <w:r>
-        <w:t>структура ТЗ;</w:t>
+        <w:t>Изучена структура ТЗ;</w:t>
       </w:r>
     </w:p>
     <w:p>
@@ -2503,10 +2506,7 @@
         </w:numPr>
       </w:pPr>
       <w:r>
-        <w:t>С</w:t>
-      </w:r>
-      <w:r>
-        <w:t>оставлено полное техническое задание для веб-приложения учёта товаров магазина одежды;</w:t>
+        <w:t>Составлено полное техническое задание для веб-приложения учёта товаров магазина одежды;</w:t>
       </w:r>
     </w:p>
     <w:p>
@@ -2518,10 +2518,7 @@
         </w:numPr>
       </w:pPr>
       <w:r>
-        <w:t>О</w:t>
-      </w:r>
-      <w:r>
-        <w:t>пределены все функциональные, эксплуатационные и технические требования;</w:t>
+        <w:t>Определены все функциональные, эксплуатационные и технические требования;</w:t>
       </w:r>
     </w:p>
     <w:p>
@@ -2533,10 +2530,7 @@
         </w:numPr>
       </w:pPr>
       <w:r>
-        <w:t>Р</w:t>
-      </w:r>
-      <w:r>
-        <w:t>азработана структура базы данных в соответствии с требованиями нормализации (до 3НФ);</w:t>
+        <w:t>Разработана структура базы данных в соответствии с требованиями нормализации (до 3НФ);</w:t>
       </w:r>
     </w:p>
     <w:p>
@@ -2548,16 +2542,7 @@
         </w:numPr>
       </w:pPr>
       <w:r>
-        <w:t>П</w:t>
-      </w:r>
-      <w:r>
-        <w:t>одготовлен документ, который</w:t>
-      </w:r>
-      <w:r>
-        <w:t xml:space="preserve"> может стать</w:t>
-      </w:r>
-      <w:r>
-        <w:t xml:space="preserve"> основой для дальнейшей курсовой работы.</w:t>
+        <w:t>Подготовлен документ, который может стать основой для дальнейшей курсовой работы.</w:t>
       </w:r>
     </w:p>
     <w:p>
@@ -2930,7 +2915,6 @@
           <w:szCs w:val="23"/>
         </w:rPr>
       </w:pPr>
-      <w:proofErr w:type="gramStart"/>
       <w:r>
         <w:rPr>
           <w:sz w:val="23"/>
@@ -2943,15 +2927,7 @@
           <w:sz w:val="23"/>
           <w:szCs w:val="23"/>
         </w:rPr>
-        <w:t>_</w:t>
-      </w:r>
-      <w:proofErr w:type="gramEnd"/>
-      <w:r>
-        <w:rPr>
-          <w:sz w:val="23"/>
-          <w:szCs w:val="23"/>
-        </w:rPr>
-        <w:t>__</w:t>
+        <w:t>___</w:t>
       </w:r>
       <w:r>
         <w:rPr>
@@ -3172,7 +3148,6 @@
           <w:sz w:val="28"/>
           <w:szCs w:val="18"/>
           <w:u w:val="single"/>
-          <w:lang w:val="en-US"/>
         </w:rPr>
       </w:pPr>
     </w:p>
@@ -3445,7 +3420,6 @@
           <w:bCs/>
           <w:sz w:val="28"/>
           <w:szCs w:val="28"/>
-          <w:lang w:val="en-US"/>
         </w:rPr>
         <w:t xml:space="preserve">2. </w:t>
       </w:r>
@@ -3471,7 +3445,6 @@
         <w:rPr>
           <w:sz w:val="28"/>
           <w:szCs w:val="28"/>
-          <w:lang w:val="en-US"/>
         </w:rPr>
       </w:pPr>
       <w:r>
@@ -3485,7 +3458,6 @@
         <w:rPr>
           <w:sz w:val="28"/>
           <w:szCs w:val="28"/>
-          <w:lang w:val="en-US"/>
         </w:rPr>
         <w:t>:</w:t>
       </w:r>
@@ -3524,7 +3496,6 @@
         <w:rPr>
           <w:sz w:val="28"/>
           <w:szCs w:val="28"/>
-          <w:lang w:val="en-US"/>
         </w:rPr>
       </w:pPr>
       <w:r>
@@ -3538,7 +3509,6 @@
         <w:rPr>
           <w:sz w:val="28"/>
           <w:szCs w:val="28"/>
-          <w:lang w:val="en-US"/>
         </w:rPr>
         <w:t>:</w:t>
       </w:r>
@@ -3585,7 +3555,6 @@
         <w:rPr>
           <w:sz w:val="28"/>
           <w:szCs w:val="28"/>
-          <w:lang w:val="en-US"/>
         </w:rPr>
       </w:pPr>
       <w:r>
@@ -3599,7 +3568,6 @@
         <w:rPr>
           <w:sz w:val="28"/>
           <w:szCs w:val="28"/>
-          <w:lang w:val="en-US"/>
         </w:rPr>
         <w:t>:</w:t>
       </w:r>
@@ -3662,25 +3630,7 @@
         <w:pStyle w:val="aa"/>
       </w:pPr>
       <w:r>
-        <w:t>3.1 Программа разрабатывается на основе</w:t>
-      </w:r>
-      <w:r>
-        <w:t xml:space="preserve"> </w:t>
-      </w:r>
-      <w:r>
-        <w:t xml:space="preserve">учебного </w:t>
-      </w:r>
-      <w:r>
-        <w:t>задани</w:t>
-      </w:r>
-      <w:r>
-        <w:t>я</w:t>
-      </w:r>
-      <w:r>
-        <w:t xml:space="preserve"> в рамках курсовой работы по дисциплине</w:t>
-      </w:r>
-      <w:r>
-        <w:t xml:space="preserve"> “Платформы и прогамные среды разработки информационных систем”</w:t>
+        <w:t>3.1 Программа разрабатывается на основе учебного задания в рамках курсовой работы по дисциплине “Платформы и прогамные среды разработки информационных систем”</w:t>
       </w:r>
     </w:p>
     <w:p>
@@ -3696,16 +3646,7 @@
         <w:pStyle w:val="aa"/>
       </w:pPr>
       <w:r>
-        <w:t xml:space="preserve">3.3 </w:t>
-      </w:r>
-      <w:r>
-        <w:t>Документ-основание:</w:t>
-      </w:r>
-      <w:r>
-        <w:t xml:space="preserve"> </w:t>
-      </w:r>
-      <w:r>
-        <w:t>Учебный план и индивидуальное задание студента на курсовую работу.</w:t>
+        <w:t>3.3 Документ-основание: Учебный план и индивидуальное задание студента на курсовую работу.</w:t>
       </w:r>
     </w:p>
     <w:p>
@@ -3765,10 +3706,7 @@
         <w:pStyle w:val="aa"/>
       </w:pPr>
       <w:r>
-        <w:t xml:space="preserve">4.2 </w:t>
-      </w:r>
-      <w:r>
-        <w:t>Эксплуатационное назначение:</w:t>
+        <w:t>4.2 Эксплуатационное назначение:</w:t>
       </w:r>
       <w:r>
         <w:br/>
@@ -4175,10 +4113,7 @@
         <w:t>.1</w:t>
       </w:r>
       <w:r>
-        <w:t xml:space="preserve"> Т</w:t>
-      </w:r>
-      <w:r>
-        <w:t>ребования к составу и параметрам технических средств</w:t>
+        <w:t xml:space="preserve"> Требования к составу и параметрам технических средств</w:t>
       </w:r>
     </w:p>
     <w:p>
@@ -4248,10 +4183,7 @@
         <w:t>.1</w:t>
       </w:r>
       <w:r>
-        <w:t xml:space="preserve"> Т</w:t>
-      </w:r>
-      <w:r>
-        <w:t>ребования к информационной и программной совместимости</w:t>
+        <w:t xml:space="preserve"> Требования к информационной и программной совместимости</w:t>
       </w:r>
     </w:p>
     <w:p>
@@ -4420,14 +4352,7 @@
           <w:b/>
           <w:bCs/>
         </w:rPr>
-        <w:t xml:space="preserve"> </w:t>
-      </w:r>
-      <w:r>
-        <w:rPr>
-          <w:b/>
-          <w:bCs/>
-        </w:rPr>
-        <w:t>Стадии и этапы разработки</w:t>
+        <w:t xml:space="preserve"> Стадии и этапы разработки</w:t>
       </w:r>
     </w:p>
     <w:p>
@@ -4539,16 +4464,7 @@
         <w:pStyle w:val="aa"/>
       </w:pPr>
       <w:r>
-        <w:t>7</w:t>
-      </w:r>
-      <w:r>
-        <w:t>.1</w:t>
-      </w:r>
-      <w:r>
-        <w:t xml:space="preserve"> </w:t>
-      </w:r>
-      <w:r>
-        <w:t xml:space="preserve">Разрабатываемые программные модули должны быть самодокументированы, т. е. тексты программ должны содержать все необходимые комментарии. </w:t>
+        <w:t xml:space="preserve">7.1 Разрабатываемые программные модули должны быть самодокументированы, т. е. тексты программ должны содержать все необходимые комментарии. </w:t>
       </w:r>
     </w:p>
     <w:p>
@@ -4556,16 +4472,7 @@
         <w:pStyle w:val="aa"/>
       </w:pPr>
       <w:r>
-        <w:t>7</w:t>
-      </w:r>
-      <w:r>
-        <w:t>.2</w:t>
-      </w:r>
-      <w:r>
-        <w:t xml:space="preserve"> </w:t>
-      </w:r>
-      <w:r>
-        <w:t xml:space="preserve">Разрабатываемая программа должна включать справочную информацию о работе программы, описания методов сортировки и подсказки учащимся. </w:t>
+        <w:t xml:space="preserve">7.2 Разрабатываемая программа должна включать справочную информацию о работе программы, описания методов сортировки и подсказки учащимся. </w:t>
       </w:r>
     </w:p>
     <w:p>
@@ -4573,16 +4480,7 @@
         <w:pStyle w:val="aa"/>
       </w:pPr>
       <w:r>
-        <w:t>7</w:t>
-      </w:r>
-      <w:r>
-        <w:t>.3</w:t>
-      </w:r>
-      <w:r>
-        <w:t xml:space="preserve"> </w:t>
-      </w:r>
-      <w:r>
-        <w:t xml:space="preserve">В состав сопровождающей документации должны входить: </w:t>
+        <w:t xml:space="preserve">7.3 В состав сопровождающей документации должны входить: </w:t>
       </w:r>
     </w:p>
     <w:p>
@@ -4717,6 +4615,7 @@
         <w:docPartUnique/>
       </w:docPartObj>
     </w:sdtPr>
+    <w:sdtEndPr/>
     <w:sdtContent>
       <w:p>
         <w:pPr>
